--- a/space_planning/CRITERIA.docx
+++ b/space_planning/CRITERIA.docx
@@ -2,7 +2,7 @@
 <file path=word/document.xml><?xml version="1.0" encoding="utf-8"?>
 <w:document xmlns:w="http://schemas.openxmlformats.org/wordprocessingml/2006/main" xmlns:m="http://schemas.openxmlformats.org/officeDocument/2006/math" xmlns:r="http://schemas.openxmlformats.org/officeDocument/2006/relationships" xmlns:o="urn:schemas-microsoft-com:office:office" xmlns:v="urn:schemas-microsoft-com:vml" xmlns:w10="urn:schemas-microsoft-com:office:word" xmlns:a="http://schemas.openxmlformats.org/drawingml/2006/main" xmlns:pic="http://schemas.openxmlformats.org/drawingml/2006/picture" xmlns:wp="http://schemas.openxmlformats.org/drawingml/2006/wordprocessingDrawing">
   <w:body>
-    <w:bookmarkStart w:id="35" w:name="X5da37ca09f6cd3fcecf63acd3fabf4d59d9c5a5"/>
+    <w:bookmarkStart w:id="36" w:name="X5da37ca09f6cd3fcecf63acd3fabf4d59d9c5a5"/>
     <w:p>
       <w:pPr>
         <w:pStyle w:val="Heading1"/>
@@ -42,7 +42,7 @@
           <w:iCs/>
           <w:i/>
         </w:rPr>
-        <w:t xml:space="preserve">. Drafted 2026-07-15 (Fable/Claude Opus). This turns the C1–C18</w:t>
+        <w:t xml:space="preserve">. Drafted 2026-07-15 (Fable/Claude Opus); revised same day to</w:t>
       </w:r>
       <w:r>
         <w:rPr>
@@ -56,7 +56,7 @@
           <w:iCs/>
           <w:i/>
         </w:rPr>
-        <w:t xml:space="preserve">rubric in</w:t>
+        <w:t xml:space="preserve">ground it in the keystone paper, Kirsh,</w:t>
       </w:r>
       <w:r>
         <w:rPr>
@@ -66,18 +66,192 @@
         <w:t xml:space="preserve"> </w:t>
       </w:r>
       <w:r>
+        <w:t xml:space="preserve">From Physical Code to Cognitive Code* (working paper, 9 July 2026;</w:t>
+      </w:r>
+      <w:r>
+        <w:t xml:space="preserve"> </w:t>
+      </w:r>
+      <w:r>
         <w:rPr>
           <w:rStyle w:val="VerbatimChar"/>
+        </w:rPr>
+        <w:t xml:space="preserve">../../../Post_Occupancy_Evals/POE_Cognitive_Code_v1_2026-07-09.md</w:t>
+      </w:r>
+      <w:r>
+        <w:t xml:space="preserve">). This turns the C1–C18 rubric in</w:t>
+      </w:r>
+      <w:r>
+        <w:t xml:space="preserve"> </w:t>
+      </w:r>
+      <w:r>
+        <w:rPr>
+          <w:rStyle w:val="VerbatimChar"/>
+        </w:rPr>
+        <w:t xml:space="preserve">STATE_OF_KNOWLEDGE.md</w:t>
+      </w:r>
+      <w:r>
+        <w:t xml:space="preserve"> </w:t>
+      </w:r>
+      <w:r>
+        <w:t xml:space="preserve">§2 into a</w:t>
+      </w:r>
+      <w:r>
+        <w:t xml:space="preserve"> </w:t>
+      </w:r>
+      <w:r>
+        <w:rPr>
+          <w:bCs/>
+          <w:b/>
+        </w:rPr>
+        <w:t xml:space="preserve">scorer specification</w:t>
+      </w:r>
+      <w:r>
+        <w:t xml:space="preserve">: for a candidate layout on a fixed shell, the</w:t>
+      </w:r>
+      <w:r>
+        <w:t xml:space="preserve"> </w:t>
+      </w:r>
+      <w:r>
+        <w:t xml:space="preserve">measurable criteria, their directions and thresholds, the exact quantity a program computes, which piece of the</w:t>
+      </w:r>
+      <w:r>
+        <w:t xml:space="preserve"> </w:t>
+      </w:r>
+      <w:r>
+        <w:rPr>
+          <w:rStyle w:val="VerbatimChar"/>
+        </w:rPr>
+        <w:t xml:space="preserve">cnfa_algs</w:t>
+      </w:r>
+      <w:r>
+        <w:t xml:space="preserve"> </w:t>
+      </w:r>
+      <w:r>
+        <w:t xml:space="preserve">engine computes it (or must be built to), the evidence tag, and the form of the output. It is the</w:t>
+      </w:r>
+      <w:r>
+        <w:t xml:space="preserve"> </w:t>
+      </w:r>
+      <w:r>
+        <w:t xml:space="preserve">cognitive code — and, from this revision on, the</w:t>
+      </w:r>
+      <w:r>
+        <w:t xml:space="preserve"> </w:t>
+      </w:r>
+      <w:r>
+        <w:rPr>
+          <w:bCs/>
+          <w:b/>
+        </w:rPr>
+        <w:t xml:space="preserve">well-being</w:t>
+      </w:r>
+      <w:r>
+        <w:t xml:space="preserve"> </w:t>
+      </w:r>
+      <w:r>
+        <w:t xml:space="preserve">strand within it — rendered for the floor plate.</w:t>
+      </w:r>
+      <w:r>
+        <w:t xml:space="preserve"> </w:t>
+      </w:r>
+      <w:r>
+        <w:t xml:space="preserve">It sits above</w:t>
+      </w:r>
+      <w:r>
+        <w:t xml:space="preserve"> </w:t>
+      </w:r>
+      <w:r>
+        <w:rPr>
+          <w:rStyle w:val="VerbatimChar"/>
+        </w:rPr>
+        <w:t xml:space="preserve">BASELINE_REQUIREMENTS.md</w:t>
+      </w:r>
+      <w:r>
+        <w:t xml:space="preserve"> </w:t>
+      </w:r>
+      <w:r>
+        <w:t xml:space="preserve">(the physical-code floor): baseline requirements decide what is</w:t>
+      </w:r>
+      <w:r>
+        <w:t xml:space="preserve"> </w:t>
+      </w:r>
+      <w:r>
+        <w:rPr>
+          <w:bCs/>
+          <w:b/>
+        </w:rPr>
+        <w:t xml:space="preserve">admissible</w:t>
+      </w:r>
+      <w:r>
+        <w:t xml:space="preserve">; the criteria here</w:t>
+      </w:r>
+      <w:r>
+        <w:t xml:space="preserve"> </w:t>
+      </w:r>
+      <w:r>
+        <w:rPr>
+          <w:bCs/>
+          <w:b/>
+        </w:rPr>
+        <w:t xml:space="preserve">rank within</w:t>
+      </w:r>
+      <w:r>
+        <w:t xml:space="preserve"> </w:t>
+      </w:r>
+      <w:r>
+        <w:t xml:space="preserve">the admissible. Nothing scored here is trusted as fact until it</w:t>
+      </w:r>
+      <w:r>
+        <w:t xml:space="preserve"> </w:t>
+      </w:r>
+      <w:r>
+        <w:t xml:space="preserve">clears the validation gate in §6.*</w:t>
+      </w:r>
+    </w:p>
+    <w:p>
+      <w:pPr>
+        <w:pStyle w:val="BodyText"/>
+      </w:pPr>
+      <w:r>
+        <w:rPr>
+          <w:bCs/>
+          <w:b/>
+        </w:rPr>
+        <w:t xml:space="preserve">The three transformations this rubric must honour (keystone paper §3).</w:t>
+      </w:r>
+      <w:r>
+        <w:t xml:space="preserve"> </w:t>
+      </w:r>
+      <w:r>
+        <w:t xml:space="preserve">The physical code measures the</w:t>
+      </w:r>
+      <w:r>
+        <w:t xml:space="preserve"> </w:t>
+      </w:r>
+      <w:r>
+        <w:rPr>
           <w:iCs/>
           <w:i/>
         </w:rPr>
-        <w:t xml:space="preserve">STATE_OF_KNOWLEDGE.md</w:t>
+        <w:t xml:space="preserve">aggregate</w:t>
+      </w:r>
+      <w:r>
+        <w:t xml:space="preserve">, the</w:t>
+      </w:r>
+      <w:r>
+        <w:t xml:space="preserve"> </w:t>
       </w:r>
       <w:r>
         <w:rPr>
           <w:iCs/>
           <w:i/>
         </w:rPr>
+        <w:t xml:space="preserve">report</w:t>
+      </w:r>
+      <w:r>
+        <w:t xml:space="preserve">, and the</w:t>
+      </w:r>
+      <w:r>
         <w:t xml:space="preserve"> </w:t>
       </w:r>
       <w:r>
@@ -85,255 +259,91 @@
           <w:iCs/>
           <w:i/>
         </w:rPr>
-        <w:t xml:space="preserve">§2 into a</w:t>
-      </w:r>
-      <w:r>
-        <w:rPr>
-          <w:iCs/>
-          <w:i/>
-        </w:rPr>
-        <w:t xml:space="preserve"> </w:t>
-      </w:r>
-      <w:r>
-        <w:rPr>
-          <w:bCs/>
-          <w:b/>
-          <w:iCs/>
-          <w:i/>
-        </w:rPr>
-        <w:t xml:space="preserve">scorer specification</w:t>
-      </w:r>
-      <w:r>
-        <w:rPr>
-          <w:iCs/>
-          <w:i/>
-        </w:rPr>
-        <w:t xml:space="preserve">: for a candidate layout on a fixed shell,</w:t>
-      </w:r>
-      <w:r>
-        <w:rPr>
-          <w:iCs/>
-          <w:i/>
-        </w:rPr>
-        <w:t xml:space="preserve"> </w:t>
-      </w:r>
-      <w:r>
-        <w:rPr>
-          <w:iCs/>
-          <w:i/>
-        </w:rPr>
-        <w:t xml:space="preserve">the measurable criteria, their directions and thresholds, the exact quantity a program computes, which piece of</w:t>
-      </w:r>
-      <w:r>
-        <w:rPr>
-          <w:iCs/>
-          <w:i/>
-        </w:rPr>
-        <w:t xml:space="preserve"> </w:t>
-      </w:r>
-      <w:r>
-        <w:rPr>
-          <w:iCs/>
-          <w:i/>
-        </w:rPr>
-        <w:t xml:space="preserve">the</w:t>
-      </w:r>
-      <w:r>
-        <w:rPr>
-          <w:iCs/>
-          <w:i/>
-        </w:rPr>
-        <w:t xml:space="preserve"> </w:t>
-      </w:r>
-      <w:r>
-        <w:rPr>
-          <w:rStyle w:val="VerbatimChar"/>
-          <w:iCs/>
-          <w:i/>
-        </w:rPr>
-        <w:t xml:space="preserve">cnfa_algs</w:t>
-      </w:r>
-      <w:r>
-        <w:rPr>
-          <w:iCs/>
-          <w:i/>
-        </w:rPr>
-        <w:t xml:space="preserve"> </w:t>
-      </w:r>
-      <w:r>
-        <w:rPr>
-          <w:iCs/>
-          <w:i/>
-        </w:rPr>
-        <w:t xml:space="preserve">engine computes it (or must be built to), the evidence tag, and the form of the output. It is</w:t>
-      </w:r>
-      <w:r>
-        <w:rPr>
-          <w:iCs/>
-          <w:i/>
-        </w:rPr>
-        <w:t xml:space="preserve"> </w:t>
-      </w:r>
-      <w:r>
-        <w:rPr>
-          <w:iCs/>
-          <w:i/>
-        </w:rPr>
-        <w:t xml:space="preserve">the cognitive code — and, from this revision on, the</w:t>
-      </w:r>
-      <w:r>
-        <w:rPr>
-          <w:iCs/>
-          <w:i/>
-        </w:rPr>
-        <w:t xml:space="preserve"> </w:t>
-      </w:r>
-      <w:r>
-        <w:rPr>
-          <w:bCs/>
-          <w:b/>
-          <w:iCs/>
-          <w:i/>
-        </w:rPr>
-        <w:t xml:space="preserve">well-being code</w:t>
-      </w:r>
-      <w:r>
-        <w:rPr>
-          <w:iCs/>
-          <w:i/>
-        </w:rPr>
-        <w:t xml:space="preserve"> </w:t>
-      </w:r>
-      <w:r>
-        <w:rPr>
-          <w:iCs/>
-          <w:i/>
-        </w:rPr>
-        <w:t xml:space="preserve">— rendered for the floor plate. It sits</w:t>
-      </w:r>
-      <w:r>
-        <w:rPr>
-          <w:iCs/>
-          <w:i/>
-        </w:rPr>
-        <w:t xml:space="preserve"> </w:t>
-      </w:r>
-      <w:r>
-        <w:rPr>
-          <w:iCs/>
-          <w:i/>
-        </w:rPr>
-        <w:t xml:space="preserve">above</w:t>
-      </w:r>
-      <w:r>
-        <w:rPr>
-          <w:iCs/>
-          <w:i/>
-        </w:rPr>
-        <w:t xml:space="preserve"> </w:t>
-      </w:r>
-      <w:r>
-        <w:rPr>
-          <w:rStyle w:val="VerbatimChar"/>
-          <w:iCs/>
-          <w:i/>
-        </w:rPr>
-        <w:t xml:space="preserve">BASELINE_REQUIREMENTS.md</w:t>
-      </w:r>
-      <w:r>
-        <w:rPr>
-          <w:iCs/>
-          <w:i/>
-        </w:rPr>
-        <w:t xml:space="preserve"> </w:t>
-      </w:r>
-      <w:r>
-        <w:rPr>
-          <w:iCs/>
-          <w:i/>
-        </w:rPr>
-        <w:t xml:space="preserve">(the physical-code floor): baseline requirements decide what is</w:t>
-      </w:r>
-      <w:r>
-        <w:rPr>
-          <w:iCs/>
-          <w:i/>
-        </w:rPr>
-        <w:t xml:space="preserve"> </w:t>
-      </w:r>
-      <w:r>
-        <w:rPr>
-          <w:bCs/>
-          <w:b/>
-          <w:iCs/>
-          <w:i/>
-        </w:rPr>
-        <w:t xml:space="preserve">admissible</w:t>
-      </w:r>
-      <w:r>
-        <w:rPr>
-          <w:iCs/>
-          <w:i/>
-        </w:rPr>
-        <w:t xml:space="preserve">;</w:t>
-      </w:r>
-      <w:r>
-        <w:rPr>
-          <w:iCs/>
-          <w:i/>
-        </w:rPr>
-        <w:t xml:space="preserve"> </w:t>
-      </w:r>
-      <w:r>
-        <w:rPr>
-          <w:iCs/>
-          <w:i/>
-        </w:rPr>
-        <w:t xml:space="preserve">the criteria here</w:t>
-      </w:r>
-      <w:r>
-        <w:rPr>
-          <w:iCs/>
-          <w:i/>
-        </w:rPr>
-        <w:t xml:space="preserve"> </w:t>
-      </w:r>
-      <w:r>
-        <w:rPr>
-          <w:bCs/>
-          <w:b/>
-          <w:iCs/>
-          <w:i/>
-        </w:rPr>
-        <w:t xml:space="preserve">rank within</w:t>
-      </w:r>
-      <w:r>
-        <w:rPr>
-          <w:iCs/>
-          <w:i/>
-        </w:rPr>
-        <w:t xml:space="preserve"> </w:t>
-      </w:r>
-      <w:r>
-        <w:rPr>
-          <w:iCs/>
-          <w:i/>
-        </w:rPr>
-        <w:t xml:space="preserve">the admissible. Nothing scored here is trusted as fact until it clears the</w:t>
-      </w:r>
-      <w:r>
-        <w:rPr>
-          <w:iCs/>
-          <w:i/>
-        </w:rPr>
-        <w:t xml:space="preserve"> </w:t>
-      </w:r>
-      <w:r>
-        <w:rPr>
-          <w:iCs/>
-          <w:i/>
-        </w:rPr>
-        <w:t xml:space="preserve">validation gate in §6.</w:t>
+        <w:t xml:space="preserve">snapshot</w:t>
+      </w:r>
+      <w:r>
+        <w:t xml:space="preserve">; the cognitive code measures the</w:t>
+      </w:r>
+      <w:r>
+        <w:t xml:space="preserve"> </w:t>
+      </w:r>
+      <w:r>
+        <w:rPr>
+          <w:bCs/>
+          <w:b/>
+        </w:rPr>
+        <w:t xml:space="preserve">signal</w:t>
+      </w:r>
+      <w:r>
+        <w:t xml:space="preserve"> </w:t>
+      </w:r>
+      <w:r>
+        <w:t xml:space="preserve">(melanopic not lux; STI</w:t>
+      </w:r>
+      <w:r>
+        <w:t xml:space="preserve"> </w:t>
+      </w:r>
+      <w:r>
+        <w:t xml:space="preserve">not dBA), the</w:t>
+      </w:r>
+      <w:r>
+        <w:t xml:space="preserve"> </w:t>
+      </w:r>
+      <w:r>
+        <w:rPr>
+          <w:bCs/>
+          <w:b/>
+        </w:rPr>
+        <w:t xml:space="preserve">generator</w:t>
+      </w:r>
+      <w:r>
+        <w:t xml:space="preserve"> </w:t>
+      </w:r>
+      <w:r>
+        <w:t xml:space="preserve">(physiology/behaviour, not the satisfaction Likert), and the</w:t>
+      </w:r>
+      <w:r>
+        <w:t xml:space="preserve"> </w:t>
+      </w:r>
+      <w:r>
+        <w:rPr>
+          <w:bCs/>
+          <w:b/>
+        </w:rPr>
+        <w:t xml:space="preserve">trajectory and fit</w:t>
+      </w:r>
+      <w:r>
+        <w:t xml:space="preserve"> </w:t>
+      </w:r>
+      <w:r>
+        <w:t xml:space="preserve">(dose across the day, per-task-per-type, not one number for</w:t>
+      </w:r>
+      <w:r>
+        <w:t xml:space="preserve"> </w:t>
+      </w:r>
+      <w:r>
+        <w:t xml:space="preserve">“</w:t>
+      </w:r>
+      <w:r>
+        <w:t xml:space="preserve">the building</w:t>
+      </w:r>
+      <w:r>
+        <w:t xml:space="preserve">”</w:t>
+      </w:r>
+      <w:r>
+        <w:t xml:space="preserve">). Every criterion below is written to</w:t>
+      </w:r>
+      <w:r>
+        <w:t xml:space="preserve"> </w:t>
+      </w:r>
+      <w:r>
+        <w:t xml:space="preserve">compute a signal, to be validated against a generator (§6), and to be reported as a trajectory/fit rather than a</w:t>
+      </w:r>
+      <w:r>
+        <w:t xml:space="preserve"> </w:t>
+      </w:r>
+      <w:r>
+        <w:t xml:space="preserve">snapshot (§5). Where a criterion still leans on an aggregate or a snapshot, that is a known weakness, flagged.</w:t>
       </w:r>
     </w:p>
     <w:p>
@@ -343,7 +353,7 @@
         </w:pict>
       </w:r>
     </w:p>
-    <w:bookmarkStart w:id="20" w:name="two-objectives-one-rubric"/>
+    <w:bookmarkStart w:id="21" w:name="two-objectives-one-rubric"/>
     <w:p>
       <w:pPr>
         <w:pStyle w:val="Heading2"/>
@@ -689,6 +699,680 @@
       </w:r>
     </w:p>
     <w:p>
+      <w:pPr>
+        <w:pStyle w:val="BodyText"/>
+      </w:pPr>
+      <w:r>
+        <w:rPr>
+          <w:bCs/>
+          <w:b/>
+        </w:rPr>
+        <w:t xml:space="preserve">How this squares with the keystone paper.</w:t>
+      </w:r>
+      <w:r>
+        <w:t xml:space="preserve"> </w:t>
+      </w:r>
+      <w:r>
+        <w:t xml:space="preserve">Kirsh uses</w:t>
+      </w:r>
+      <w:r>
+        <w:t xml:space="preserve"> </w:t>
+      </w:r>
+      <w:r>
+        <w:t xml:space="preserve">“</w:t>
+      </w:r>
+      <w:r>
+        <w:t xml:space="preserve">cognitive code</w:t>
+      </w:r>
+      <w:r>
+        <w:t xml:space="preserve">”</w:t>
+      </w:r>
+      <w:r>
+        <w:t xml:space="preserve"> </w:t>
+      </w:r>
+      <w:r>
+        <w:t xml:space="preserve">as the</w:t>
+      </w:r>
+      <w:r>
+        <w:t xml:space="preserve"> </w:t>
+      </w:r>
+      <w:r>
+        <w:rPr>
+          <w:iCs/>
+          <w:i/>
+        </w:rPr>
+        <w:t xml:space="preserve">umbrella</w:t>
+      </w:r>
+      <w:r>
+        <w:t xml:space="preserve"> </w:t>
+      </w:r>
+      <w:r>
+        <w:t xml:space="preserve">term for a</w:t>
+      </w:r>
+      <w:r>
+        <w:t xml:space="preserve"> </w:t>
+      </w:r>
+      <w:r>
+        <w:t xml:space="preserve">specification written in human-relevant constructs spanning</w:t>
+      </w:r>
+      <w:r>
+        <w:t xml:space="preserve"> </w:t>
+      </w:r>
+      <w:r>
+        <w:t xml:space="preserve">“</w:t>
+      </w:r>
+      <w:r>
+        <w:t xml:space="preserve">cognition, affect, physiology, and behaviour</w:t>
+      </w:r>
+      <w:r>
+        <w:t xml:space="preserve">”</w:t>
+      </w:r>
+      <w:r>
+        <w:t xml:space="preserve"> </w:t>
+      </w:r>
+      <w:r>
+        <w:t xml:space="preserve">— so</w:t>
+      </w:r>
+      <w:r>
+        <w:t xml:space="preserve"> </w:t>
+      </w:r>
+      <w:r>
+        <w:t xml:space="preserve">well-being is not outside his cognitive code, it is a strand already inside it (dimensions 3, 6, 7, 8 and the</w:t>
+      </w:r>
+      <w:r>
+        <w:t xml:space="preserve"> </w:t>
+      </w:r>
+      <w:r>
+        <w:t xml:space="preserve">physiological methods layer). Our COG/WB split is therefore a</w:t>
+      </w:r>
+      <w:r>
+        <w:t xml:space="preserve"> </w:t>
+      </w:r>
+      <w:r>
+        <w:rPr>
+          <w:bCs/>
+          <w:b/>
+        </w:rPr>
+        <w:t xml:space="preserve">refinement, not a rival taxonomy</w:t>
+      </w:r>
+      <w:r>
+        <w:t xml:space="preserve">: we lift the</w:t>
+      </w:r>
+      <w:r>
+        <w:t xml:space="preserve"> </w:t>
+      </w:r>
+      <w:r>
+        <w:t xml:space="preserve">affective/physiological/health strand out as its own</w:t>
+      </w:r>
+      <w:r>
+        <w:t xml:space="preserve"> </w:t>
+      </w:r>
+      <w:r>
+        <w:rPr>
+          <w:iCs/>
+          <w:i/>
+        </w:rPr>
+        <w:t xml:space="preserve">scored objective</w:t>
+      </w:r>
+      <w:r>
+        <w:t xml:space="preserve"> </w:t>
+      </w:r>
+      <w:r>
+        <w:t xml:space="preserve">with its own outcome constructs (stress,</w:t>
+      </w:r>
+      <w:r>
+        <w:t xml:space="preserve"> </w:t>
+      </w:r>
+      <w:r>
+        <w:t xml:space="preserve">sleep, mood, connectedness, movement) and its own validation targets, while keeping it inside the one cognitive-</w:t>
+      </w:r>
+      <w:r>
+        <w:t xml:space="preserve"> </w:t>
+      </w:r>
+      <w:r>
+        <w:t xml:space="preserve">code framework. WB is a lens on the same computed signals, not a second code.</w:t>
+      </w:r>
+      <w:r>
+        <w:t xml:space="preserve"> </w:t>
+      </w:r>
+      <w:r>
+        <w:rPr>
+          <w:rStyle w:val="VerbatimChar"/>
+        </w:rPr>
+        <w:t xml:space="preserve">WELLBEING_STATE_OF_KNOWLEDGE.md</w:t>
+      </w:r>
+      <w:r>
+        <w:t xml:space="preserve"> </w:t>
+      </w:r>
+      <w:r>
+        <w:t xml:space="preserve">will make that strand’s evidence base explicit; nothing here contradicts the paper’s eight dimensions.</w:t>
+      </w:r>
+    </w:p>
+    <w:bookmarkStart w:id="20" w:name="Xf2d7911bff90d53d9ad1baa3560a88b5315828a"/>
+    <w:p>
+      <w:pPr>
+        <w:pStyle w:val="Heading3"/>
+      </w:pPr>
+      <w:r>
+        <w:t xml:space="preserve">0.1 Grounding in the eight canonical dimensions</w:t>
+      </w:r>
+    </w:p>
+    <w:p>
+      <w:pPr>
+        <w:pStyle w:val="FirstParagraph"/>
+      </w:pPr>
+      <w:r>
+        <w:t xml:space="preserve">The keystone paper collapses the 38-item POE inventory into</w:t>
+      </w:r>
+      <w:r>
+        <w:t xml:space="preserve"> </w:t>
+      </w:r>
+      <w:r>
+        <w:rPr>
+          <w:bCs/>
+          <w:b/>
+        </w:rPr>
+        <w:t xml:space="preserve">eight substantive dimensions + a methods layer + two</w:t>
+      </w:r>
+      <w:r>
+        <w:rPr>
+          <w:bCs/>
+          <w:b/>
+        </w:rPr>
+        <w:t xml:space="preserve"> </w:t>
+      </w:r>
+      <w:r>
+        <w:rPr>
+          <w:bCs/>
+          <w:b/>
+        </w:rPr>
+        <w:t xml:space="preserve">cross-cutting principles</w:t>
+      </w:r>
+      <w:r>
+        <w:t xml:space="preserve">. Every criterion here operationalizes one of those dimensions on the plan; the map keeps</w:t>
+      </w:r>
+      <w:r>
+        <w:t xml:space="preserve"> </w:t>
+      </w:r>
+      <w:r>
+        <w:t xml:space="preserve">the rubric answerable to the theory rather than to an ad-hoc grouping:</w:t>
+      </w:r>
+    </w:p>
+    <w:tbl>
+      <w:tblPr>
+        <w:tblStyle w:val="Table"/>
+        <w:tblW w:type="pct" w:w="5000"/>
+        <w:tblLook w:firstRow="1" w:lastRow="0" w:firstColumn="0" w:lastColumn="0" w:noHBand="0" w:noVBand="0" w:val="0020"/>
+        <w:jc w:val="start"/>
+      </w:tblPr>
+      <w:tblGrid>
+        <w:gridCol w:w="3960"/>
+        <w:gridCol w:w="3960"/>
+      </w:tblGrid>
+      <w:tr>
+        <w:trPr>
+          <w:tblHeader w:val="true"/>
+        </w:trPr>
+        <w:tc>
+          <w:tcPr/>
+          <w:p>
+            <w:pPr>
+              <w:pStyle w:val="Compact"/>
+              <w:jc w:val="left"/>
+            </w:pPr>
+            <w:r>
+              <w:t xml:space="preserve">Paper dimension</w:t>
+            </w:r>
+          </w:p>
+        </w:tc>
+        <w:tc>
+          <w:tcPr/>
+          <w:p>
+            <w:pPr>
+              <w:pStyle w:val="Compact"/>
+              <w:jc w:val="left"/>
+            </w:pPr>
+            <w:r>
+              <w:t xml:space="preserve">Criteria that compute it</w:t>
+            </w:r>
+          </w:p>
+        </w:tc>
+      </w:tr>
+      <w:tr>
+        <w:tc>
+          <w:tcPr/>
+          <w:p>
+            <w:pPr>
+              <w:pStyle w:val="Compact"/>
+              <w:jc w:val="left"/>
+            </w:pPr>
+            <w:r>
+              <w:rPr>
+                <w:bCs/>
+                <w:b/>
+              </w:rPr>
+              <w:t xml:space="preserve">1. Acoustic cognition</w:t>
+            </w:r>
+            <w:r>
+              <w:t xml:space="preserve"> </w:t>
+            </w:r>
+            <w:r>
+              <w:t xml:space="preserve">(STI, irrelevant-speech, privacy)</w:t>
+            </w:r>
+          </w:p>
+        </w:tc>
+        <w:tc>
+          <w:tcPr/>
+          <w:p>
+            <w:pPr>
+              <w:pStyle w:val="Compact"/>
+              <w:jc w:val="left"/>
+            </w:pPr>
+            <w:r>
+              <w:t xml:space="preserve">C7, C8, C20</w:t>
+            </w:r>
+          </w:p>
+        </w:tc>
+      </w:tr>
+      <w:tr>
+        <w:tc>
+          <w:tcPr/>
+          <w:p>
+            <w:pPr>
+              <w:pStyle w:val="Compact"/>
+              <w:jc w:val="left"/>
+            </w:pPr>
+            <w:r>
+              <w:rPr>
+                <w:bCs/>
+                <w:b/>
+              </w:rPr>
+              <w:t xml:space="preserve">2. Light as biological/cognitive signal</w:t>
+            </w:r>
+            <w:r>
+              <w:t xml:space="preserve"> </w:t>
+            </w:r>
+            <w:r>
+              <w:t xml:space="preserve">(melanopic, CCT, glare, timing)</w:t>
+            </w:r>
+          </w:p>
+        </w:tc>
+        <w:tc>
+          <w:tcPr/>
+          <w:p>
+            <w:pPr>
+              <w:pStyle w:val="Compact"/>
+              <w:jc w:val="left"/>
+            </w:pPr>
+            <w:r>
+              <w:t xml:space="preserve">C9 (view/glazing), C10, C22; glare via</w:t>
+            </w:r>
+            <w:r>
+              <w:t xml:space="preserve"> </w:t>
+            </w:r>
+            <w:r>
+              <w:rPr>
+                <w:rStyle w:val="VerbatimChar"/>
+              </w:rPr>
+              <w:t xml:space="preserve">attributes.glare_risk</w:t>
+            </w:r>
+          </w:p>
+        </w:tc>
+      </w:tr>
+      <w:tr>
+        <w:tc>
+          <w:tcPr/>
+          <w:p>
+            <w:pPr>
+              <w:pStyle w:val="Compact"/>
+              <w:jc w:val="left"/>
+            </w:pPr>
+            <w:r>
+              <w:rPr>
+                <w:bCs/>
+                <w:b/>
+              </w:rPr>
+              <w:t xml:space="preserve">3. Thermal experience</w:t>
+            </w:r>
+            <w:r>
+              <w:t xml:space="preserve"> </w:t>
+            </w:r>
+            <w:r>
+              <w:t xml:space="preserve">(adaptive opportunity, MRT, alliesthesia)</w:t>
+            </w:r>
+          </w:p>
+        </w:tc>
+        <w:tc>
+          <w:tcPr/>
+          <w:p>
+            <w:pPr>
+              <w:pStyle w:val="Compact"/>
+              <w:jc w:val="left"/>
+            </w:pPr>
+            <w:r>
+              <w:t xml:space="preserve">C21</w:t>
+            </w:r>
+          </w:p>
+        </w:tc>
+      </w:tr>
+      <w:tr>
+        <w:tc>
+          <w:tcPr/>
+          <w:p>
+            <w:pPr>
+              <w:pStyle w:val="Compact"/>
+              <w:jc w:val="left"/>
+            </w:pPr>
+            <w:r>
+              <w:rPr>
+                <w:bCs/>
+                <w:b/>
+              </w:rPr>
+              <w:t xml:space="preserve">4. Air</w:t>
+            </w:r>
+            <w:r>
+              <w:t xml:space="preserve"> </w:t>
+            </w:r>
+            <w:r>
+              <w:t xml:space="preserve">(perceived air quality, VOC/PM + cognition)</w:t>
+            </w:r>
+          </w:p>
+        </w:tc>
+        <w:tc>
+          <w:tcPr/>
+          <w:p>
+            <w:pPr>
+              <w:pStyle w:val="Compact"/>
+              <w:jc w:val="left"/>
+            </w:pPr>
+            <w:r>
+              <w:t xml:space="preserve">C18</w:t>
+            </w:r>
+          </w:p>
+        </w:tc>
+      </w:tr>
+      <w:tr>
+        <w:tc>
+          <w:tcPr/>
+          <w:p>
+            <w:pPr>
+              <w:pStyle w:val="Compact"/>
+              <w:jc w:val="left"/>
+            </w:pPr>
+            <w:r>
+              <w:rPr>
+                <w:bCs/>
+                <w:b/>
+              </w:rPr>
+              <w:t xml:space="preserve">5. Spatial cognition &amp; wayfinding</w:t>
+            </w:r>
+            <w:r>
+              <w:t xml:space="preserve"> </w:t>
+            </w:r>
+            <w:r>
+              <w:t xml:space="preserve">(cognitive-map accuracy, legibility cues)</w:t>
+            </w:r>
+          </w:p>
+        </w:tc>
+        <w:tc>
+          <w:tcPr/>
+          <w:p>
+            <w:pPr>
+              <w:pStyle w:val="Compact"/>
+              <w:jc w:val="left"/>
+            </w:pPr>
+            <w:r>
+              <w:t xml:space="preserve">C3, C4</w:t>
+            </w:r>
+          </w:p>
+        </w:tc>
+      </w:tr>
+      <w:tr>
+        <w:tc>
+          <w:tcPr/>
+          <w:p>
+            <w:pPr>
+              <w:pStyle w:val="Compact"/>
+              <w:jc w:val="left"/>
+            </w:pPr>
+            <w:r>
+              <w:rPr>
+                <w:bCs/>
+                <w:b/>
+              </w:rPr>
+              <w:t xml:space="preserve">6. Spatial affordance</w:t>
+            </w:r>
+            <w:r>
+              <w:t xml:space="preserve"> </w:t>
+            </w:r>
+            <w:r>
+              <w:t xml:space="preserve">(prospect–refuge, crowding-under-control, territory)</w:t>
+            </w:r>
+          </w:p>
+        </w:tc>
+        <w:tc>
+          <w:tcPr/>
+          <w:p>
+            <w:pPr>
+              <w:pStyle w:val="Compact"/>
+              <w:jc w:val="left"/>
+            </w:pPr>
+            <w:r>
+              <w:t xml:space="preserve">C11, C12, C16</w:t>
+            </w:r>
+          </w:p>
+        </w:tc>
+      </w:tr>
+      <w:tr>
+        <w:tc>
+          <w:tcPr/>
+          <w:p>
+            <w:pPr>
+              <w:pStyle w:val="Compact"/>
+              <w:jc w:val="left"/>
+            </w:pPr>
+            <w:r>
+              <w:rPr>
+                <w:bCs/>
+                <w:b/>
+              </w:rPr>
+              <w:t xml:space="preserve">7. Restoration, affect, aesthetics</w:t>
+            </w:r>
+            <w:r>
+              <w:t xml:space="preserve"> </w:t>
+            </w:r>
+            <w:r>
+              <w:t xml:space="preserve">(view content, neuroaesthetics, biophilia)</w:t>
+            </w:r>
+          </w:p>
+        </w:tc>
+        <w:tc>
+          <w:tcPr/>
+          <w:p>
+            <w:pPr>
+              <w:pStyle w:val="Compact"/>
+              <w:jc w:val="left"/>
+            </w:pPr>
+            <w:r>
+              <w:t xml:space="preserve">C9 (content), C19, C23, C24</w:t>
+            </w:r>
+          </w:p>
+        </w:tc>
+      </w:tr>
+      <w:tr>
+        <w:tc>
+          <w:tcPr/>
+          <w:p>
+            <w:pPr>
+              <w:pStyle w:val="Compact"/>
+              <w:jc w:val="left"/>
+            </w:pPr>
+            <w:r>
+              <w:rPr>
+                <w:bCs/>
+                <w:b/>
+              </w:rPr>
+              <w:t xml:space="preserve">8. Agency &amp; the active body</w:t>
+            </w:r>
+            <w:r>
+              <w:t xml:space="preserve"> </w:t>
+            </w:r>
+            <w:r>
+              <w:t xml:space="preserve">(control efficacy, movement/metabolic)</w:t>
+            </w:r>
+          </w:p>
+        </w:tc>
+        <w:tc>
+          <w:tcPr/>
+          <w:p>
+            <w:pPr>
+              <w:pStyle w:val="Compact"/>
+              <w:jc w:val="left"/>
+            </w:pPr>
+            <w:r>
+              <w:t xml:space="preserve">C15, C17</w:t>
+            </w:r>
+          </w:p>
+        </w:tc>
+      </w:tr>
+    </w:tbl>
+    <w:p>
+      <w:pPr>
+        <w:pStyle w:val="BodyText"/>
+      </w:pPr>
+      <w:r>
+        <w:rPr>
+          <w:bCs/>
+          <w:b/>
+        </w:rPr>
+        <w:t xml:space="preserve">One structural note the paper implies.</w:t>
+      </w:r>
+      <w:r>
+        <w:t xml:space="preserve"> </w:t>
+      </w:r>
+      <w:r>
+        <w:t xml:space="preserve">The eight dimensions are</w:t>
+      </w:r>
+      <w:r>
+        <w:t xml:space="preserve"> </w:t>
+      </w:r>
+      <w:r>
+        <w:rPr>
+          <w:iCs/>
+          <w:i/>
+        </w:rPr>
+        <w:t xml:space="preserve">individual-experiential</w:t>
+      </w:r>
+      <w:r>
+        <w:t xml:space="preserve"> </w:t>
+      </w:r>
+      <w:r>
+        <w:t xml:space="preserve">— they score what a</w:t>
+      </w:r>
+      <w:r>
+        <w:t xml:space="preserve"> </w:t>
+      </w:r>
+      <w:r>
+        <w:t xml:space="preserve">seat does to the person in it. The</w:t>
+      </w:r>
+      <w:r>
+        <w:t xml:space="preserve"> </w:t>
+      </w:r>
+      <w:r>
+        <w:rPr>
+          <w:bCs/>
+          <w:b/>
+        </w:rPr>
+        <w:t xml:space="preserve">configurational/social layer</w:t>
+      </w:r>
+      <w:r>
+        <w:t xml:space="preserve"> </w:t>
+      </w:r>
+      <w:r>
+        <w:t xml:space="preserve">(encounter, movement, collaboration:</w:t>
+      </w:r>
+      <w:r>
+        <w:t xml:space="preserve"> </w:t>
+      </w:r>
+      <w:r>
+        <w:rPr>
+          <w:bCs/>
+          <w:b/>
+        </w:rPr>
+        <w:t xml:space="preserve">C1, C2, C5, C6</w:t>
+      </w:r>
+      <w:r>
+        <w:t xml:space="preserve">) is not one of the eight; it is the space-syntax substrate the paper invokes specifically in §6</w:t>
+      </w:r>
+      <w:r>
+        <w:t xml:space="preserve"> </w:t>
+      </w:r>
+      <w:r>
+        <w:t xml:space="preserve">(space planning) as</w:t>
+      </w:r>
+      <w:r>
+        <w:t xml:space="preserve"> </w:t>
+      </w:r>
+      <w:r>
+        <w:rPr>
+          <w:iCs/>
+          <w:i/>
+        </w:rPr>
+        <w:t xml:space="preserve">the layer the floor-plate optimizer runs on</w:t>
+      </w:r>
+      <w:r>
+        <w:t xml:space="preserve"> </w:t>
+      </w:r>
+      <w:r>
+        <w:t xml:space="preserve">— it sets</w:t>
+      </w:r>
+      <w:r>
+        <w:t xml:space="preserve"> </w:t>
+      </w:r>
+      <w:r>
+        <w:rPr>
+          <w:iCs/>
+          <w:i/>
+        </w:rPr>
+        <w:t xml:space="preserve">where people are and whose paths</w:t>
+      </w:r>
+      <w:r>
+        <w:rPr>
+          <w:iCs/>
+          <w:i/>
+        </w:rPr>
+        <w:t xml:space="preserve"> </w:t>
+      </w:r>
+      <w:r>
+        <w:rPr>
+          <w:iCs/>
+          <w:i/>
+        </w:rPr>
+        <w:t xml:space="preserve">cross</w:t>
+      </w:r>
+      <w:r>
+        <w:t xml:space="preserve">, which then modulates the eight experiential dimensions. So the rubric has two strata: a configurational</w:t>
+      </w:r>
+      <w:r>
+        <w:t xml:space="preserve"> </w:t>
+      </w:r>
+      <w:r>
+        <w:t xml:space="preserve">substrate (C1–C6) and the eight experiential dimensions layered on it. Keeping them distinct matters because the</w:t>
+      </w:r>
+      <w:r>
+        <w:t xml:space="preserve"> </w:t>
+      </w:r>
+      <w:r>
+        <w:t xml:space="preserve">substrate predicts opportunity (movement, co-presence) confidently but interaction weakly (§1.3), whereas the</w:t>
+      </w:r>
+      <w:r>
+        <w:t xml:space="preserve"> </w:t>
+      </w:r>
+      <w:r>
+        <w:t xml:space="preserve">experiential dimensions predict individual outcomes more directly.</w:t>
+      </w:r>
+    </w:p>
+    <w:p>
       <w:r>
         <w:pict>
           <v:rect style="width:0;height:1.5pt" o:hralign="center" o:hrstd="t" o:hr="t"/>
@@ -696,7 +1380,8 @@
       </w:r>
     </w:p>
     <w:bookmarkEnd w:id="20"/>
-    <w:bookmarkStart w:id="21" w:name="scoring-philosophy-non-negotiable"/>
+    <w:bookmarkEnd w:id="21"/>
+    <w:bookmarkStart w:id="22" w:name="scoring-philosophy-non-negotiable"/>
     <w:p>
       <w:pPr>
         <w:pStyle w:val="Heading2"/>
@@ -1139,8 +1824,8 @@
         </w:pict>
       </w:r>
     </w:p>
-    <w:bookmarkEnd w:id="21"/>
-    <w:bookmarkStart w:id="22" w:name="output-forms"/>
+    <w:bookmarkEnd w:id="22"/>
+    <w:bookmarkStart w:id="23" w:name="output-forms"/>
     <w:p>
       <w:pPr>
         <w:pStyle w:val="Heading2"/>
@@ -1350,8 +2035,8 @@
         </w:pict>
       </w:r>
     </w:p>
-    <w:bookmarkEnd w:id="22"/>
-    <w:bookmarkStart w:id="29" w:name="the-criteria"/>
+    <w:bookmarkEnd w:id="23"/>
+    <w:bookmarkStart w:id="30" w:name="the-criteria"/>
     <w:p>
       <w:pPr>
         <w:pStyle w:val="Heading2"/>
@@ -1407,7 +2092,7 @@
         <w:t xml:space="preserve">.</w:t>
       </w:r>
     </w:p>
-    <w:bookmarkStart w:id="23" w:name="configuration-movement-encounter"/>
+    <w:bookmarkStart w:id="24" w:name="configuration-movement-encounter"/>
     <w:p>
       <w:pPr>
         <w:pStyle w:val="Heading3"/>
@@ -2011,8 +2696,8 @@
         </w:tc>
       </w:tr>
     </w:tbl>
-    <w:bookmarkEnd w:id="23"/>
-    <w:bookmarkStart w:id="24" w:name="X7cf5689f276f4e795c96485f3af2b1e15d13b3d"/>
+    <w:bookmarkEnd w:id="24"/>
+    <w:bookmarkStart w:id="25" w:name="X7cf5689f276f4e795c96485f3af2b1e15d13b3d"/>
     <w:p>
       <w:pPr>
         <w:pStyle w:val="Heading3"/>
@@ -2376,8 +3061,8 @@
         </w:tc>
       </w:tr>
     </w:tbl>
-    <w:bookmarkEnd w:id="24"/>
-    <w:bookmarkStart w:id="25" w:name="X77763ea6be58db8b52a9f2887fa6353123ff6fe"/>
+    <w:bookmarkEnd w:id="25"/>
+    <w:bookmarkStart w:id="26" w:name="X77763ea6be58db8b52a9f2887fa6353123ff6fe"/>
     <w:p>
       <w:pPr>
         <w:pStyle w:val="Heading3"/>
@@ -2729,8 +3414,8 @@
         </w:tc>
       </w:tr>
     </w:tbl>
-    <w:bookmarkEnd w:id="25"/>
-    <w:bookmarkStart w:id="26" w:name="X91196bd723f150aa9089ac7b15975ed19146371"/>
+    <w:bookmarkEnd w:id="26"/>
+    <w:bookmarkStart w:id="27" w:name="X91196bd723f150aa9089ac7b15975ed19146371"/>
     <w:p>
       <w:pPr>
         <w:pStyle w:val="Heading3"/>
@@ -3221,8 +3906,8 @@
         </w:tc>
       </w:tr>
     </w:tbl>
-    <w:bookmarkEnd w:id="26"/>
-    <w:bookmarkStart w:id="27" w:name="X936f97c93fdcc6182cd8a644ca1538c0b40218e"/>
+    <w:bookmarkEnd w:id="27"/>
+    <w:bookmarkStart w:id="28" w:name="X936f97c93fdcc6182cd8a644ca1538c0b40218e"/>
     <w:p>
       <w:pPr>
         <w:pStyle w:val="Heading3"/>
@@ -4109,8 +4794,8 @@
         </w:tc>
       </w:tr>
     </w:tbl>
-    <w:bookmarkEnd w:id="27"/>
-    <w:bookmarkStart w:id="28" w:name="Xfa8c417bf6d283538eb5bdd49cb932ffcd49786"/>
+    <w:bookmarkEnd w:id="28"/>
+    <w:bookmarkStart w:id="29" w:name="Xfa8c417bf6d283538eb5bdd49cb932ffcd49786"/>
     <w:p>
       <w:pPr>
         <w:pStyle w:val="Heading3"/>
@@ -4924,9 +5609,9 @@
         </w:pict>
       </w:r>
     </w:p>
-    <w:bookmarkEnd w:id="28"/>
     <w:bookmarkEnd w:id="29"/>
-    <w:bookmarkStart w:id="30" w:name="Xf8f93ab4e947d9d45ad0aaf4f7d9f913da0c265"/>
+    <w:bookmarkEnd w:id="30"/>
+    <w:bookmarkStart w:id="31" w:name="Xf8f93ab4e947d9d45ad0aaf4f7d9f913da0c265"/>
     <w:p>
       <w:pPr>
         <w:pStyle w:val="Heading2"/>
@@ -5430,14 +6115,162 @@
       </w:r>
     </w:p>
     <w:p>
+      <w:pPr>
+        <w:pStyle w:val="FirstParagraph"/>
+      </w:pPr>
+      <w:r>
+        <w:rPr>
+          <w:bCs/>
+          <w:b/>
+        </w:rPr>
+        <w:t xml:space="preserve">Non-additivity (keystone paper, cross-cutting principle 27).</w:t>
+      </w:r>
+      <w:r>
+        <w:t xml:space="preserve"> </w:t>
+      </w:r>
+      <w:r>
+        <w:t xml:space="preserve">The dimensions</w:t>
+      </w:r>
+      <w:r>
+        <w:t xml:space="preserve"> </w:t>
+      </w:r>
+      <w:r>
+        <w:rPr>
+          <w:bCs/>
+          <w:b/>
+        </w:rPr>
+        <w:t xml:space="preserve">interact non-additively</w:t>
+      </w:r>
+      <w:r>
+        <w:t xml:space="preserve"> </w:t>
+      </w:r>
+      <w:r>
+        <w:t xml:space="preserve">— a</w:t>
+      </w:r>
+      <w:r>
+        <w:t xml:space="preserve"> </w:t>
+      </w:r>
+      <w:r>
+        <w:t xml:space="preserve">thermally neutral room is judged too warm when it is also acoustically stressful (Schweiker et al. 2020). So the</w:t>
+      </w:r>
+      <w:r>
+        <w:t xml:space="preserve"> </w:t>
+      </w:r>
+      <w:r>
+        <w:t xml:space="preserve">weighted sums above are a</w:t>
+      </w:r>
+      <w:r>
+        <w:t xml:space="preserve"> </w:t>
+      </w:r>
+      <w:r>
+        <w:rPr>
+          <w:iCs/>
+          <w:i/>
+        </w:rPr>
+        <w:t xml:space="preserve">first-order</w:t>
+      </w:r>
+      <w:r>
+        <w:t xml:space="preserve"> </w:t>
+      </w:r>
+      <w:r>
+        <w:t xml:space="preserve">aggregation, explicitly acknowledged as incomplete: the scorer must carry</w:t>
+      </w:r>
+      <w:r>
+        <w:t xml:space="preserve"> </w:t>
+      </w:r>
+      <w:r>
+        <w:t xml:space="preserve">known interaction terms rather than pretend the criteria are independent. The seed interactions to model (each to</w:t>
+      </w:r>
+      <w:r>
+        <w:t xml:space="preserve"> </w:t>
+      </w:r>
+      <w:r>
+        <w:t xml:space="preserve">be fit at L3, not hand-set): acoustic stress</w:t>
+      </w:r>
+      <w:r>
+        <w:t xml:space="preserve"> </w:t>
+      </w:r>
+      <w:r>
+        <w:rPr>
+          <w:bCs/>
+          <w:b/>
+        </w:rPr>
+        <w:t xml:space="preserve">amplifies</w:t>
+      </w:r>
+      <w:r>
+        <w:t xml:space="preserve"> </w:t>
+      </w:r>
+      <w:r>
+        <w:t xml:space="preserve">thermal and crowding discomfort (C7/C20 × C21/C12);</w:t>
+      </w:r>
+      <w:r>
+        <w:t xml:space="preserve"> </w:t>
+      </w:r>
+      <w:r>
+        <w:t xml:space="preserve">glare</w:t>
+      </w:r>
+      <w:r>
+        <w:t xml:space="preserve"> </w:t>
+      </w:r>
+      <w:r>
+        <w:rPr>
+          <w:bCs/>
+          <w:b/>
+        </w:rPr>
+        <w:t xml:space="preserve">negates</w:t>
+      </w:r>
+      <w:r>
+        <w:t xml:space="preserve"> </w:t>
+      </w:r>
+      <w:r>
+        <w:t xml:space="preserve">daylight benefit (glare_risk × C10); and a criterion that is individually acceptable can tip a</w:t>
+      </w:r>
+      <w:r>
+        <w:t xml:space="preserve"> </w:t>
+      </w:r>
+      <w:r>
+        <w:t xml:space="preserve">seat into failure only in combination. Until these are fit against data, the aggregate score is reported with an</w:t>
+      </w:r>
+      <w:r>
+        <w:t xml:space="preserve"> </w:t>
+      </w:r>
+      <w:r>
+        <w:t xml:space="preserve">“</w:t>
+      </w:r>
+      <w:r>
+        <w:t xml:space="preserve">interactions un-modelled</w:t>
+      </w:r>
+      <w:r>
+        <w:t xml:space="preserve">”</w:t>
+      </w:r>
+      <w:r>
+        <w:t xml:space="preserve"> </w:t>
+      </w:r>
+      <w:r>
+        <w:t xml:space="preserve">caveat, and the per-criterion maps — which do not hide behind a sum — are the primary</w:t>
+      </w:r>
+      <w:r>
+        <w:t xml:space="preserve"> </w:t>
+      </w:r>
+      <w:r>
+        <w:t xml:space="preserve">evidence. A single blended scalar that conceals an interaction is exactly the false precision the paper warns</w:t>
+      </w:r>
+      <w:r>
+        <w:t xml:space="preserve"> </w:t>
+      </w:r>
+      <w:r>
+        <w:t xml:space="preserve">against.</w:t>
+      </w:r>
+    </w:p>
+    <w:p>
       <w:r>
         <w:pict>
           <v:rect style="width:0;height:1.5pt" o:hralign="center" o:hrstd="t" o:hr="t"/>
         </w:pict>
       </w:r>
     </w:p>
-    <w:bookmarkEnd w:id="30"/>
-    <w:bookmarkStart w:id="31" w:name="Xaff0d464a399ea89369124302883f0713643518"/>
+    <w:bookmarkEnd w:id="31"/>
+    <w:bookmarkStart w:id="32" w:name="Xaff0d464a399ea89369124302883f0713643518"/>
     <w:p>
       <w:pPr>
         <w:pStyle w:val="Heading2"/>
@@ -5470,7 +6303,150 @@
         <w:t xml:space="preserve"> </w:t>
       </w:r>
       <w:r>
-        <w:t xml:space="preserve">evidence tag and fidelity tier, plus the per-seat and field maps that back it. A layout is summarized by:</w:t>
+        <w:t xml:space="preserve">evidence tag and fidelity tier, plus the per-seat and field maps that back it.</w:t>
+      </w:r>
+    </w:p>
+    <w:p>
+      <w:pPr>
+        <w:pStyle w:val="BodyText"/>
+      </w:pPr>
+      <w:r>
+        <w:rPr>
+          <w:bCs/>
+          <w:b/>
+        </w:rPr>
+        <w:t xml:space="preserve">The demand profile is the Q-sort occupant types (keystone paper §5).</w:t>
+      </w:r>
+      <w:r>
+        <w:t xml:space="preserve"> </w:t>
+      </w:r>
+      <w:r>
+        <w:t xml:space="preserve">The rows of the matrix are not invented;</w:t>
+      </w:r>
+      <w:r>
+        <w:t xml:space="preserve"> </w:t>
+      </w:r>
+      <w:r>
+        <w:t xml:space="preserve">they are the shared viewpoints a Q-sort/20-sort surfaces among the actual occupants, which the paper reduces to a</w:t>
+      </w:r>
+      <w:r>
+        <w:t xml:space="preserve"> </w:t>
+      </w:r>
+      <w:r>
+        <w:t xml:space="preserve">canonical three whose needs</w:t>
+      </w:r>
+      <w:r>
+        <w:t xml:space="preserve"> </w:t>
+      </w:r>
+      <w:r>
+        <w:rPr>
+          <w:iCs/>
+          <w:i/>
+        </w:rPr>
+        <w:t xml:space="preserve">conflict by construction</w:t>
+      </w:r>
+      <w:r>
+        <w:t xml:space="preserve">: the</w:t>
+      </w:r>
+      <w:r>
+        <w:t xml:space="preserve"> </w:t>
+      </w:r>
+      <w:r>
+        <w:rPr>
+          <w:bCs/>
+          <w:b/>
+        </w:rPr>
+        <w:t xml:space="preserve">sanctuary</w:t>
+      </w:r>
+      <w:r>
+        <w:t xml:space="preserve"> </w:t>
+      </w:r>
+      <w:r>
+        <w:t xml:space="preserve">type (wants enclosure, low speech</w:t>
+      </w:r>
+      <w:r>
+        <w:t xml:space="preserve"> </w:t>
+      </w:r>
+      <w:r>
+        <w:t xml:space="preserve">intelligibility, refuge at the back wall — weights C7/C11/C14 heavily), the</w:t>
+      </w:r>
+      <w:r>
+        <w:t xml:space="preserve"> </w:t>
+      </w:r>
+      <w:r>
+        <w:rPr>
+          <w:bCs/>
+          <w:b/>
+        </w:rPr>
+        <w:t xml:space="preserve">hub</w:t>
+      </w:r>
+      <w:r>
+        <w:t xml:space="preserve"> </w:t>
+      </w:r>
+      <w:r>
+        <w:t xml:space="preserve">type (wants visibility, buzz,</w:t>
+      </w:r>
+      <w:r>
+        <w:t xml:space="preserve"> </w:t>
+      </w:r>
+      <w:r>
+        <w:t xml:space="preserve">prospect over the floor — weights C1/C11-prospect/C23), and the</w:t>
+      </w:r>
+      <w:r>
+        <w:t xml:space="preserve"> </w:t>
+      </w:r>
+      <w:r>
+        <w:rPr>
+          <w:bCs/>
+          <w:b/>
+        </w:rPr>
+        <w:t xml:space="preserve">nomad</w:t>
+      </w:r>
+      <w:r>
+        <w:t xml:space="preserve"> </w:t>
+      </w:r>
+      <w:r>
+        <w:t xml:space="preserve">(indifferent to territory, optimizes</w:t>
+      </w:r>
+      <w:r>
+        <w:t xml:space="preserve"> </w:t>
+      </w:r>
+      <w:r>
+        <w:t xml:space="preserve">for the nearest free surface — weights C13-variety/C15, discounts C16). A uniform open plan satisfies none; the</w:t>
+      </w:r>
+      <w:r>
+        <w:t xml:space="preserve"> </w:t>
+      </w:r>
+      <w:r>
+        <w:t xml:space="preserve">whole point of the matrix is that a layout must clear a</w:t>
+      </w:r>
+      <w:r>
+        <w:t xml:space="preserve"> </w:t>
+      </w:r>
+      <w:r>
+        <w:rPr>
+          <w:iCs/>
+          <w:i/>
+        </w:rPr>
+        <w:t xml:space="preserve">minimum</w:t>
+      </w:r>
+      <w:r>
+        <w:t xml:space="preserve"> </w:t>
+      </w:r>
+      <w:r>
+        <w:t xml:space="preserve">for each type, which is what forces zoning. For</w:t>
+      </w:r>
+      <w:r>
+        <w:t xml:space="preserve"> </w:t>
+      </w:r>
+      <w:r>
+        <w:t xml:space="preserve">a real project the three are re-derived from that site’s Q-sort; absent one, these three are the default demand</w:t>
+      </w:r>
+      <w:r>
+        <w:t xml:space="preserve"> </w:t>
+      </w:r>
+      <w:r>
+        <w:t xml:space="preserve">profile. A layout is summarized by:</w:t>
       </w:r>
     </w:p>
     <w:p>
@@ -5621,8 +6597,8 @@
         </w:pict>
       </w:r>
     </w:p>
-    <w:bookmarkEnd w:id="31"/>
-    <w:bookmarkStart w:id="32" w:name="X6707e7eda69acec66030f6cd4dd57d2ddc959ee"/>
+    <w:bookmarkEnd w:id="32"/>
+    <w:bookmarkStart w:id="33" w:name="X6707e7eda69acec66030f6cd4dd57d2ddc959ee"/>
     <w:p>
       <w:pPr>
         <w:pStyle w:val="Heading2"/>
@@ -5758,24 +6734,300 @@
         <w:t xml:space="preserve"> </w:t>
       </w:r>
       <w:r>
-        <w:t xml:space="preserve">— the criterion predicts measured outcomes (movement traces, badge co-presence,</w:t>
-      </w:r>
-      <w:r>
-        <w:t xml:space="preserve"> </w:t>
-      </w:r>
-      <w:r>
-        <w:t xml:space="preserve">cortisol/HRV for the WB criteria, wayfinding error) via the experiment platform and, eventually, real</w:t>
-      </w:r>
-      <w:r>
-        <w:t xml:space="preserve"> </w:t>
-      </w:r>
-      <w:r>
-        <w:t xml:space="preserve">post-occupancy data.</w:t>
+        <w:t xml:space="preserve">— the criterion predicts measured outcomes via the experiment platform and,</w:t>
+      </w:r>
+      <w:r>
+        <w:t xml:space="preserve"> </w:t>
+      </w:r>
+      <w:r>
+        <w:t xml:space="preserve">eventually, real post-occupancy data, using the paper’s methods layer with the</w:t>
+      </w:r>
+      <w:r>
+        <w:t xml:space="preserve"> </w:t>
+      </w:r>
+      <w:r>
+        <w:rPr>
+          <w:bCs/>
+          <w:b/>
+        </w:rPr>
+        <w:t xml:space="preserve">right instrument per</w:t>
+      </w:r>
+      <w:r>
+        <w:rPr>
+          <w:bCs/>
+          <w:b/>
+        </w:rPr>
+        <w:t xml:space="preserve"> </w:t>
+      </w:r>
+      <w:r>
+        <w:rPr>
+          <w:bCs/>
+          <w:b/>
+        </w:rPr>
+        <w:t xml:space="preserve">dimension</w:t>
+      </w:r>
+      <w:r>
+        <w:t xml:space="preserve">: immediate</w:t>
+      </w:r>
+      <w:r>
+        <w:t xml:space="preserve"> </w:t>
+      </w:r>
+      <w:r>
+        <w:rPr>
+          <w:bCs/>
+          <w:b/>
+        </w:rPr>
+        <w:t xml:space="preserve">serial recall</w:t>
+      </w:r>
+      <w:r>
+        <w:t xml:space="preserve"> </w:t>
+      </w:r>
+      <w:r>
+        <w:t xml:space="preserve">for the acoustic criteria (the task most sensitive to the irrelevant-</w:t>
+      </w:r>
+      <w:r>
+        <w:t xml:space="preserve"> </w:t>
+      </w:r>
+      <w:r>
+        <w:t xml:space="preserve">speech effect),</w:t>
+      </w:r>
+      <w:r>
+        <w:t xml:space="preserve"> </w:t>
+      </w:r>
+      <w:r>
+        <w:rPr>
+          <w:bCs/>
+          <w:b/>
+        </w:rPr>
+        <w:t xml:space="preserve">PVT / n-back / Stroop</w:t>
+      </w:r>
+      <w:r>
+        <w:t xml:space="preserve"> </w:t>
+      </w:r>
+      <w:r>
+        <w:t xml:space="preserve">for attention and working memory,</w:t>
+      </w:r>
+      <w:r>
+        <w:t xml:space="preserve"> </w:t>
+      </w:r>
+      <w:r>
+        <w:rPr>
+          <w:bCs/>
+          <w:b/>
+        </w:rPr>
+        <w:t xml:space="preserve">salivary cortisol, HRV, and EDA</w:t>
+      </w:r>
+      <w:r>
+        <w:t xml:space="preserve"> </w:t>
+      </w:r>
+      <w:r>
+        <w:t xml:space="preserve">(EDA spikes within a second of a glare or noise event the slower measures average away) plus</w:t>
+      </w:r>
+      <w:r>
+        <w:t xml:space="preserve"> </w:t>
+      </w:r>
+      <w:r>
+        <w:rPr>
+          <w:bCs/>
+          <w:b/>
+        </w:rPr>
+        <w:t xml:space="preserve">skin-temperature</w:t>
+      </w:r>
+      <w:r>
+        <w:rPr>
+          <w:bCs/>
+          <w:b/>
+        </w:rPr>
+        <w:t xml:space="preserve"> </w:t>
+      </w:r>
+      <w:r>
+        <w:rPr>
+          <w:bCs/>
+          <w:b/>
+        </w:rPr>
+        <w:t xml:space="preserve">gradient</w:t>
+      </w:r>
+      <w:r>
+        <w:t xml:space="preserve"> </w:t>
+      </w:r>
+      <w:r>
+        <w:t xml:space="preserve">for the thermal/stress WB criteria,</w:t>
+      </w:r>
+      <w:r>
+        <w:t xml:space="preserve"> </w:t>
+      </w:r>
+      <w:r>
+        <w:rPr>
+          <w:bCs/>
+          <w:b/>
+        </w:rPr>
+        <w:t xml:space="preserve">pointing-error / sketch-map</w:t>
+      </w:r>
+      <w:r>
+        <w:t xml:space="preserve"> </w:t>
+      </w:r>
+      <w:r>
+        <w:t xml:space="preserve">tasks for wayfinding (C3/C4),</w:t>
+      </w:r>
+      <w:r>
+        <w:t xml:space="preserve"> </w:t>
+      </w:r>
+      <w:r>
+        <w:rPr>
+          <w:bCs/>
+          <w:b/>
+        </w:rPr>
+        <w:t xml:space="preserve">Experience Sampling</w:t>
+      </w:r>
+      <w:r>
+        <w:t xml:space="preserve"> </w:t>
+      </w:r>
+      <w:r>
+        <w:t xml:space="preserve">for the trajectory, and</w:t>
+      </w:r>
+      <w:r>
+        <w:t xml:space="preserve"> </w:t>
+      </w:r>
+      <w:r>
+        <w:rPr>
+          <w:bCs/>
+          <w:b/>
+        </w:rPr>
+        <w:t xml:space="preserve">movement traces / badge co-presence</w:t>
+      </w:r>
+      <w:r>
+        <w:t xml:space="preserve"> </w:t>
+      </w:r>
+      <w:r>
+        <w:t xml:space="preserve">for the configurational</w:t>
+      </w:r>
+      <w:r>
+        <w:t xml:space="preserve"> </w:t>
+      </w:r>
+      <w:r>
+        <w:t xml:space="preserve">substrate (C1–C6).</w:t>
       </w:r>
     </w:p>
     <w:p>
       <w:pPr>
         <w:pStyle w:val="FirstParagraph"/>
+      </w:pPr>
+      <w:r>
+        <w:rPr>
+          <w:bCs/>
+          <w:b/>
+        </w:rPr>
+        <w:t xml:space="preserve">A tag the paper insists on:</w:t>
+      </w:r>
+      <w:r>
+        <w:rPr>
+          <w:bCs/>
+          <w:b/>
+        </w:rPr>
+        <w:t xml:space="preserve"> </w:t>
+      </w:r>
+      <w:r>
+        <w:rPr>
+          <w:bCs/>
+          <w:b/>
+        </w:rPr>
+        <w:t xml:space="preserve">“</w:t>
+      </w:r>
+      <w:r>
+        <w:rPr>
+          <w:bCs/>
+          <w:b/>
+        </w:rPr>
+        <w:t xml:space="preserve">promising-import.</w:t>
+      </w:r>
+      <w:r>
+        <w:rPr>
+          <w:bCs/>
+          <w:b/>
+        </w:rPr>
+        <w:t xml:space="preserve">”</w:t>
+      </w:r>
+      <w:r>
+        <w:t xml:space="preserve"> </w:t>
+      </w:r>
+      <w:r>
+        <w:t xml:space="preserve">Some measures (the IAT, adaptive-preference/counterfactual</w:t>
+      </w:r>
+      <w:r>
+        <w:t xml:space="preserve"> </w:t>
+      </w:r>
+      <w:r>
+        <w:t xml:space="preserve">elicitation, Q-sort) are bedrock in their home disciplines but</w:t>
+      </w:r>
+      <w:r>
+        <w:t xml:space="preserve"> </w:t>
+      </w:r>
+      <w:r>
+        <w:rPr>
+          <w:bCs/>
+          <w:b/>
+        </w:rPr>
+        <w:t xml:space="preserve">scarcely tested in a built-environment setting</w:t>
+      </w:r>
+      <w:r>
+        <w:t xml:space="preserve"> </w:t>
+      </w:r>
+      <w:r>
+        <w:t xml:space="preserve">—</w:t>
+      </w:r>
+      <w:r>
+        <w:t xml:space="preserve"> </w:t>
+      </w:r>
+      <w:r>
+        <w:t xml:space="preserve">so a criterion validated</w:t>
+      </w:r>
+      <w:r>
+        <w:t xml:space="preserve"> </w:t>
+      </w:r>
+      <w:r>
+        <w:rPr>
+          <w:iCs/>
+          <w:i/>
+        </w:rPr>
+        <w:t xml:space="preserve">only</w:t>
+      </w:r>
+      <w:r>
+        <w:t xml:space="preserve"> </w:t>
+      </w:r>
+      <w:r>
+        <w:t xml:space="preserve">by such a measure carries a distinct</w:t>
+      </w:r>
+      <w:r>
+        <w:t xml:space="preserve"> </w:t>
+      </w:r>
+      <w:r>
+        <w:rPr>
+          <w:rStyle w:val="VerbatimChar"/>
+        </w:rPr>
+        <w:t xml:space="preserve">promising-import</w:t>
+      </w:r>
+      <w:r>
+        <w:t xml:space="preserve"> </w:t>
+      </w:r>
+      <w:r>
+        <w:t xml:space="preserve">marker: its POE payoff is a</w:t>
+      </w:r>
+      <w:r>
+        <w:t xml:space="preserve"> </w:t>
+      </w:r>
+      <w:r>
+        <w:t xml:space="preserve">hypothesis we are helping to establish, not a settled result. This sits beside the STRONG/CONTESTED/PROMISING</w:t>
+      </w:r>
+      <w:r>
+        <w:t xml:space="preserve"> </w:t>
+      </w:r>
+      <w:r>
+        <w:t xml:space="preserve">evidence tag and further caps how hard the optimizer may push.</w:t>
+      </w:r>
+    </w:p>
+    <w:p>
+      <w:pPr>
+        <w:pStyle w:val="BodyText"/>
       </w:pPr>
       <w:r>
         <w:t xml:space="preserve">A criterion may inform a</w:t>
@@ -5838,8 +7090,8 @@
         </w:pict>
       </w:r>
     </w:p>
-    <w:bookmarkEnd w:id="32"/>
-    <w:bookmarkStart w:id="33" w:name="boundaries-what-this-file-does-not-cover"/>
+    <w:bookmarkEnd w:id="33"/>
+    <w:bookmarkStart w:id="34" w:name="boundaries-what-this-file-does-not-cover"/>
     <w:p>
       <w:pPr>
         <w:pStyle w:val="Heading2"/>
@@ -5999,8 +7251,8 @@
         </w:pict>
       </w:r>
     </w:p>
-    <w:bookmarkEnd w:id="33"/>
-    <w:bookmarkStart w:id="34" w:name="verification-boundary-rule-0"/>
+    <w:bookmarkEnd w:id="34"/>
+    <w:bookmarkStart w:id="35" w:name="verification-boundary-rule-0"/>
     <w:p>
       <w:pPr>
         <w:pStyle w:val="Heading2"/>
@@ -6092,8 +7344,8 @@
         <w:t xml:space="preserve">to be tuned only against measured outcomes at L3, never hand-set to produce a desired ranking.</w:t>
       </w:r>
     </w:p>
-    <w:bookmarkEnd w:id="34"/>
     <w:bookmarkEnd w:id="35"/>
+    <w:bookmarkEnd w:id="36"/>
     <w:sectPr/>
   </w:body>
 </w:document>
